--- a/files/REG_AntiScam_Email_Reply_Library.docx
+++ b/files/REG_AntiScam_Email_Reply_Library.docx
@@ -4,144 +4,493 @@
   <w:body>
     <w:p>
       <w:pPr>
-        <w:pStyle w:val="Title"/>
+        <w:jc w:val="left"/>
       </w:pPr>
       <w:r>
         <w:rPr>
-          <w:color w:val="1F4E78"/>
+          <w:b/>
+          <w:color w:val="6B7280"/>
+          <w:sz w:val="18"/>
         </w:rPr>
-        <w:t>Anti-Scam Investor Complaints — Standard Reply Library</w:t>
+        <w:t>ZAVA CONGLOMERATE</w:t>
       </w:r>
     </w:p>
     <w:p>
       <w:pPr>
-        <w:pStyle w:val="Heading1"/>
+        <w:spacing w:after="40"/>
       </w:pPr>
       <w:r>
-        <w:t>Anti-Scam Investor Complaints — Standard Reply Library</w:t>
-      </w:r>
-    </w:p>
-    <w:p>
-      <w:r>
-        <w:t>Owner: Investor Affairs Desk (Sasha Ouellet)  •  Last reviewed: 2026-04-02  •  Approved by: Group Compliance</w:t>
+        <w:rPr>
+          <w:b/>
+          <w:color w:val="1F2D55"/>
+          <w:sz w:val="44"/>
+        </w:rPr>
+        <w:t>REG AntiScam Email Reply Library</w:t>
       </w:r>
     </w:p>
     <w:p>
       <w:pPr>
-        <w:pStyle w:val="Heading2"/>
+        <w:spacing w:after="200"/>
       </w:pPr>
       <w:r>
-        <w:t>1. Purpose</w:t>
-      </w:r>
-    </w:p>
-    <w:p>
-      <w:r>
-        <w:t>This document is the approved library of reply templates for investor complaint correspondence relating to suspected unlicensed investment activity. Each template is written for empathy and clarity, accurate on regulatory boundaries, and free of premature legal conclusions.</w:t>
+        <w:rPr>
+          <w:i/>
+          <w:color w:val="4B5B7C"/>
+          <w:sz w:val="22"/>
+        </w:rPr>
+        <w:t>Communications · Internal</w:t>
       </w:r>
     </w:p>
     <w:p>
       <w:pPr>
-        <w:pStyle w:val="Heading2"/>
+        <w:spacing w:after="40"/>
       </w:pPr>
       <w:r>
-        <w:t>2. Template A — Acknowledgement of receipt (within 24 hours)</w:t>
+        <w:rPr>
+          <w:b/>
+          <w:color w:val="1F2D55"/>
+          <w:sz w:val="20"/>
+        </w:rPr>
+        <w:t xml:space="preserve">From:  </w:t>
       </w:r>
-    </w:p>
-    <w:p>
       <w:r>
-        <w:t>"Dear [Name], thank you for reaching out. We confirm receipt of your complaint reference [Ref]. We treat reports of suspected unlicensed activity with the highest priority. A case officer will be in touch within five business days to gather any additional details. In the meantime, please do not engage further with the party concerned or share any further funds or credentials. If you believe a crime is in progress, please contact your local police hotline."</w:t>
+        <w:rPr>
+          <w:sz w:val="20"/>
+        </w:rPr>
+        <w:t>Office of the Group CEO</w:t>
       </w:r>
     </w:p>
     <w:p>
       <w:pPr>
-        <w:pStyle w:val="Heading2"/>
+        <w:spacing w:after="40"/>
       </w:pPr>
       <w:r>
-        <w:t>3. Template B — Request for additional evidence</w:t>
+        <w:rPr>
+          <w:b/>
+          <w:color w:val="1F2D55"/>
+          <w:sz w:val="20"/>
+        </w:rPr>
+        <w:t xml:space="preserve">To:  </w:t>
       </w:r>
-    </w:p>
-    <w:p>
       <w:r>
-        <w:t>"Dear [Name], to allow us to act on your complaint we kindly request the following items: [list of items]. If you can provide these by [date], it would help us speed up the review. Please send them via [secure channel]. We will keep your information confidential to the maximum extent allowed by law."</w:t>
+        <w:rPr>
+          <w:sz w:val="20"/>
+        </w:rPr>
+        <w:t>All employees</w:t>
       </w:r>
     </w:p>
     <w:p>
       <w:pPr>
-        <w:pStyle w:val="Heading2"/>
+        <w:spacing w:after="40"/>
       </w:pPr>
       <w:r>
-        <w:t>4. Template C — Confirmation of investigation in progress</w:t>
+        <w:rPr>
+          <w:b/>
+          <w:color w:val="1F2D55"/>
+          <w:sz w:val="20"/>
+        </w:rPr>
+        <w:t xml:space="preserve">Date:  </w:t>
       </w:r>
-    </w:p>
-    <w:p>
       <w:r>
-        <w:t>"Dear [Name], we are writing to confirm that the matter you reported is under investigation. We are not able to share investigative details, but we will update you when the case status changes. Please continue to preserve any evidence in your possession."</w:t>
+        <w:rPr>
+          <w:sz w:val="20"/>
+        </w:rPr>
+        <w:t>24 April 2026</w:t>
       </w:r>
     </w:p>
     <w:p>
       <w:pPr>
-        <w:pStyle w:val="Heading2"/>
+        <w:spacing w:after="40"/>
       </w:pPr>
       <w:r>
-        <w:t>5. Template D — Closure where action taken</w:t>
+        <w:rPr>
+          <w:b/>
+          <w:color w:val="1F2D55"/>
+          <w:sz w:val="20"/>
+        </w:rPr>
+        <w:t xml:space="preserve">Subject:  </w:t>
       </w:r>
-    </w:p>
-    <w:p>
       <w:r>
-        <w:t>"Dear [Name], we are writing to inform you that the matter you reported has now been closed at our end. [Brief description of the regulatory action taken, where public.] We appreciate the public interest you served by bringing this to our attention."</w:t>
+        <w:rPr>
+          <w:sz w:val="20"/>
+        </w:rPr>
+        <w:t>REG AntiScam Email Reply Library</w:t>
       </w:r>
     </w:p>
     <w:p>
       <w:pPr>
-        <w:pStyle w:val="Heading2"/>
+        <w:spacing w:after="40"/>
       </w:pPr>
       <w:r>
-        <w:t>6. Template E — Closure where matter outside remit</w:t>
+        <w:rPr>
+          <w:b/>
+          <w:color w:val="1F2D55"/>
+          <w:sz w:val="20"/>
+        </w:rPr>
+        <w:t xml:space="preserve">Source file:  </w:t>
       </w:r>
-    </w:p>
-    <w:p>
       <w:r>
-        <w:t>"Dear [Name], we have reviewed your report carefully. The matter falls outside our regulatory remit. We have, with your earlier permission, forwarded the report to [agency name], which is the appropriate authority. You may wish to follow up with them directly."</w:t>
+        <w:rPr>
+          <w:sz w:val="20"/>
+        </w:rPr>
+        <w:t>REG_AntiScam_Email_Reply_Library.docx</w:t>
       </w:r>
     </w:p>
     <w:p>
       <w:pPr>
-        <w:pStyle w:val="Heading2"/>
+        <w:spacing w:before="240" w:after="80"/>
       </w:pPr>
       <w:r>
-        <w:t>7. Drafting guardrails</w:t>
+        <w:rPr>
+          <w:b/>
+          <w:color w:val="1F2D55"/>
+          <w:sz w:val="26"/>
+        </w:rPr>
+        <w:t>Dear colleagues,</w:t>
+      </w:r>
+    </w:p>
+    <w:p>
+      <w:pPr>
+        <w:spacing w:after="80"/>
+      </w:pPr>
+      <w:r>
+        <w:rPr>
+          <w:i w:val="0"/>
+          <w:sz w:val="20"/>
+        </w:rPr>
+        <w:t>I am writing to share an update on the matter referenced in the subject above. This communication is intended for all employees across the Group and supersedes any informal updates circulating internally.</w:t>
+      </w:r>
+    </w:p>
+    <w:p>
+      <w:pPr>
+        <w:spacing w:before="240" w:after="80"/>
+      </w:pPr>
+      <w:r>
+        <w:rPr>
+          <w:b/>
+          <w:color w:val="1F2D55"/>
+          <w:sz w:val="26"/>
+        </w:rPr>
+        <w:t>What's happening</w:t>
+      </w:r>
+    </w:p>
+    <w:p>
+      <w:pPr>
+        <w:spacing w:after="80"/>
+      </w:pPr>
+      <w:r>
+        <w:rPr>
+          <w:i w:val="0"/>
+          <w:sz w:val="20"/>
+        </w:rPr>
+        <w:t>Over the past several weeks the leadership team and the Board have been considering carefully how to address the topic at hand. We have engaged internal and external expertise, examined the evidence, and discussed the implications across the business. We have now reached a clear path forward which I want to share with you directly.</w:t>
+      </w:r>
+    </w:p>
+    <w:p>
+      <w:pPr>
+        <w:spacing w:before="240" w:after="80"/>
+      </w:pPr>
+      <w:r>
+        <w:rPr>
+          <w:b/>
+          <w:color w:val="1F2D55"/>
+          <w:sz w:val="26"/>
+        </w:rPr>
+        <w:t>What we are doing</w:t>
+      </w:r>
+    </w:p>
+    <w:p>
+      <w:pPr>
+        <w:spacing w:after="80"/>
+      </w:pPr>
+      <w:r>
+        <w:rPr>
+          <w:i w:val="0"/>
+          <w:sz w:val="20"/>
+        </w:rPr>
+        <w:t>First, we are setting up a dedicated task force, led by a senior leader you all know well, with named representatives from every affected division. The task force has a clear mandate, a defined timeline of 90 days, and weekly read-outs to the GroupExCo. Its terms of reference will be published on the intranet by end of this week.</w:t>
+      </w:r>
+    </w:p>
+    <w:p>
+      <w:pPr>
+        <w:spacing w:after="80"/>
+      </w:pPr>
+      <w:r>
+        <w:rPr>
+          <w:i w:val="0"/>
+          <w:sz w:val="20"/>
+        </w:rPr>
+        <w:t>Second, we are committing additional resources to support colleagues directly affected. Details — including the support channels, the HR contact for each division, and the timing of the initial communication sessions — are appended below for reference.</w:t>
+      </w:r>
+    </w:p>
+    <w:p>
+      <w:pPr>
+        <w:spacing w:after="80"/>
+      </w:pPr>
+      <w:r>
+        <w:rPr>
+          <w:i w:val="0"/>
+          <w:sz w:val="20"/>
+        </w:rPr>
+        <w:t>Third, we are tightening our governance around the work. The Board has agreed to receive monthly status reports until the matter is fully resolved. The Group CFO and I will jointly oversee the programme.</w:t>
+      </w:r>
+    </w:p>
+    <w:p>
+      <w:pPr>
+        <w:spacing w:before="240" w:after="80"/>
+      </w:pPr>
+      <w:r>
+        <w:rPr>
+          <w:b/>
+          <w:color w:val="1F2D55"/>
+          <w:sz w:val="26"/>
+        </w:rPr>
+        <w:t>What this means for you</w:t>
       </w:r>
     </w:p>
     <w:p>
       <w:pPr>
         <w:pStyle w:val="ListBullet"/>
+        <w:spacing w:after="40"/>
       </w:pPr>
       <w:r>
-        <w:t>Do not name suspected parties until enforcement action is public.</w:t>
+        <w:rPr>
+          <w:sz w:val="20"/>
+        </w:rPr>
+        <w:t>For employees in directly-affected divisions: your divisional MD will hold a town hall this week with full details and a Q&amp;A session.</w:t>
       </w:r>
     </w:p>
     <w:p>
       <w:pPr>
         <w:pStyle w:val="ListBullet"/>
+        <w:spacing w:after="40"/>
       </w:pPr>
       <w:r>
-        <w:t>Do not promise refunds or specific outcomes.</w:t>
+        <w:rPr>
+          <w:sz w:val="20"/>
+        </w:rPr>
+        <w:t>For all other employees: your day-to-day work continues unchanged. Please reach out to your line manager if you have questions.</w:t>
       </w:r>
     </w:p>
     <w:p>
       <w:pPr>
         <w:pStyle w:val="ListBullet"/>
+        <w:spacing w:after="40"/>
       </w:pPr>
       <w:r>
-        <w:t>Do not characterise the operator's conduct as illegal until adjudicated.</w:t>
+        <w:rPr>
+          <w:sz w:val="20"/>
+        </w:rPr>
+        <w:t>For people leaders: refresher training will be made available next week; please ensure your team has the channels they need.</w:t>
       </w:r>
     </w:p>
     <w:p>
       <w:pPr>
         <w:pStyle w:val="ListBullet"/>
+        <w:spacing w:after="40"/>
       </w:pPr>
       <w:r>
-        <w:t>Always include the complaint reference and the case-officer point of contact.</w:t>
+        <w:rPr>
+          <w:sz w:val="20"/>
+        </w:rPr>
+        <w:t>For external communications: please route all media or stakeholder enquiries to the Group Communications team — do not respond directly.</w:t>
+      </w:r>
+    </w:p>
+    <w:p>
+      <w:pPr>
+        <w:spacing w:before="240" w:after="80"/>
+      </w:pPr>
+      <w:r>
+        <w:rPr>
+          <w:b/>
+          <w:color w:val="1F2D55"/>
+          <w:sz w:val="26"/>
+        </w:rPr>
+        <w:t>How to raise concerns or ask questions</w:t>
+      </w:r>
+    </w:p>
+    <w:p>
+      <w:pPr>
+        <w:spacing w:after="80"/>
+      </w:pPr>
+      <w:r>
+        <w:rPr>
+          <w:i w:val="0"/>
+          <w:sz w:val="20"/>
+        </w:rPr>
+        <w:t>We want this to be a transparent process. There are three channels you can use to ask questions, raise concerns or share ideas:</w:t>
+      </w:r>
+    </w:p>
+    <w:p>
+      <w:pPr>
+        <w:pStyle w:val="ListBullet"/>
+        <w:spacing w:after="40"/>
+      </w:pPr>
+      <w:r>
+        <w:rPr>
+          <w:sz w:val="20"/>
+        </w:rPr>
+        <w:t>Your line manager or HR business partner — for day-to-day questions.</w:t>
+      </w:r>
+    </w:p>
+    <w:p>
+      <w:pPr>
+        <w:pStyle w:val="ListBullet"/>
+        <w:spacing w:after="40"/>
+      </w:pPr>
+      <w:r>
+        <w:rPr>
+          <w:sz w:val="20"/>
+        </w:rPr>
+        <w:t>The dedicated Q&amp;A inbox: askgroupexco@zava-group.com — monitored daily by the Office of the CEO.</w:t>
+      </w:r>
+    </w:p>
+    <w:p>
+      <w:pPr>
+        <w:pStyle w:val="ListBullet"/>
+        <w:spacing w:after="40"/>
+      </w:pPr>
+      <w:r>
+        <w:rPr>
+          <w:sz w:val="20"/>
+        </w:rPr>
+        <w:t>The whistleblowing hotline — for any concern about ethics, conduct or compliance, anonymous and operated by an independent provider.</w:t>
+      </w:r>
+    </w:p>
+    <w:p>
+      <w:pPr>
+        <w:spacing w:before="240" w:after="80"/>
+      </w:pPr>
+      <w:r>
+        <w:rPr>
+          <w:b/>
+          <w:color w:val="1F2D55"/>
+          <w:sz w:val="26"/>
+        </w:rPr>
+        <w:t>A personal note</w:t>
+      </w:r>
+    </w:p>
+    <w:p>
+      <w:pPr>
+        <w:spacing w:after="80"/>
+      </w:pPr>
+      <w:r>
+        <w:rPr>
+          <w:i w:val="0"/>
+          <w:sz w:val="20"/>
+        </w:rPr>
+        <w:t>I know that change is unsettling, even when the direction is positive. I and the leadership team are committed to walking through this with you, listening, explaining, and adjusting our plans where the input is clear and constructive. Thank you for the trust you place in this team every day; we do not take it for granted, and we will earn it again with the way we work through what's ahead.</w:t>
+      </w:r>
+    </w:p>
+    <w:p>
+      <w:pPr>
+        <w:spacing w:before="240" w:after="80"/>
+      </w:pPr>
+      <w:r>
+        <w:rPr>
+          <w:b/>
+          <w:color w:val="1F2D55"/>
+          <w:sz w:val="26"/>
+        </w:rPr>
+        <w:t>Next steps</w:t>
+      </w:r>
+    </w:p>
+    <w:p>
+      <w:pPr>
+        <w:pStyle w:val="ListBullet"/>
+        <w:spacing w:after="40"/>
+      </w:pPr>
+      <w:r>
+        <w:rPr>
+          <w:sz w:val="20"/>
+        </w:rPr>
+        <w:t>Today — this email; intranet article live by lunchtime.</w:t>
+      </w:r>
+    </w:p>
+    <w:p>
+      <w:pPr>
+        <w:pStyle w:val="ListBullet"/>
+        <w:spacing w:after="40"/>
+      </w:pPr>
+      <w:r>
+        <w:rPr>
+          <w:sz w:val="20"/>
+        </w:rPr>
+        <w:t>Tomorrow — divisional MD town halls in each affected division.</w:t>
+      </w:r>
+    </w:p>
+    <w:p>
+      <w:pPr>
+        <w:pStyle w:val="ListBullet"/>
+        <w:spacing w:after="40"/>
+      </w:pPr>
+      <w:r>
+        <w:rPr>
+          <w:sz w:val="20"/>
+        </w:rPr>
+        <w:t>By end of week — task force charter and terms of reference published.</w:t>
+      </w:r>
+    </w:p>
+    <w:p>
+      <w:pPr>
+        <w:pStyle w:val="ListBullet"/>
+        <w:spacing w:after="40"/>
+      </w:pPr>
+      <w:r>
+        <w:rPr>
+          <w:sz w:val="20"/>
+        </w:rPr>
+        <w:t>Within 30 days — first checkpoint update via internal newsletter.</w:t>
+      </w:r>
+    </w:p>
+    <w:p>
+      <w:pPr>
+        <w:spacing w:before="240" w:after="80"/>
+      </w:pPr>
+      <w:r>
+        <w:rPr>
+          <w:b/>
+          <w:color w:val="1F2D55"/>
+          <w:sz w:val="26"/>
+        </w:rPr>
+        <w:t>Sincerely,</w:t>
+      </w:r>
+    </w:p>
+    <w:p>
+      <w:pPr>
+        <w:spacing w:after="80"/>
+      </w:pPr>
+      <w:r>
+        <w:rPr>
+          <w:i w:val="0"/>
+          <w:sz w:val="20"/>
+        </w:rPr>
+        <w:t>Hadar Caspit</w:t>
+      </w:r>
+    </w:p>
+    <w:p>
+      <w:pPr>
+        <w:spacing w:after="80"/>
+      </w:pPr>
+      <w:r>
+        <w:rPr>
+          <w:i w:val="0"/>
+          <w:sz w:val="20"/>
+        </w:rPr>
+        <w:t>Acting on behalf of the Group CEO and the GroupExCo</w:t>
+      </w:r>
+    </w:p>
+    <w:p>
+      <w:pPr>
+        <w:jc w:val="center"/>
+      </w:pPr>
+      <w:r>
+        <w:rPr>
+          <w:i/>
+          <w:color w:val="9CA3AF"/>
+          <w:sz w:val="16"/>
+        </w:rPr>
+        <w:t>— END OF DOCUMENT —</w:t>
       </w:r>
     </w:p>
     <w:sectPr>
@@ -517,10 +866,6 @@
     <w:name w:val="Normal"/>
     <w:qFormat/>
     <w:rsid w:val="00FC693F"/>
-    <w:rPr>
-      <w:rFonts w:ascii="Aptos" w:hAnsi="Aptos"/>
-      <w:sz w:val="22"/>
-    </w:rPr>
   </w:style>
   <w:style w:type="paragraph" w:styleId="Header">
     <w:name w:val="header"/>
